--- a/Reliability Growth Testing/RGT Report Draft.docx
+++ b/Reliability Growth Testing/RGT Report Draft.docx
@@ -473,21 +473,7 @@
         <w:rPr>
           <w:sz w:val="24"/>
         </w:rPr>
-        <w:t xml:space="preserve">mation and get several different model results from combinations of chosen hazard function and co-variants. As the effort data (e, f, </w:t>
-      </w:r>
-      <w:proofErr w:type="gramStart"/>
-      <w:r>
-        <w:rPr>
-          <w:sz w:val="24"/>
-        </w:rPr>
-        <w:t>c</w:t>
-      </w:r>
-      <w:proofErr w:type="gramEnd"/>
-      <w:r>
-        <w:rPr>
-          <w:sz w:val="24"/>
-        </w:rPr>
-        <w:t>) wasn’t supplied we assumed a uniform 1 across the board.</w:t>
+        <w:t>mation and get several different model results from combinations of chosen hazard function and co-variants. As the effort data (e, f, c) wasn’t supplied we assumed a uniform 1 across the board.</w:t>
       </w:r>
     </w:p>
     <w:p>
@@ -639,41 +625,13 @@
         <w:rPr>
           <w:sz w:val="24"/>
         </w:rPr>
-        <w:t xml:space="preserve">This comparison uses various </w:t>
-      </w:r>
-      <w:proofErr w:type="gramStart"/>
-      <w:r>
-        <w:rPr>
-          <w:sz w:val="24"/>
-        </w:rPr>
-        <w:t>best fit</w:t>
-      </w:r>
-      <w:proofErr w:type="gramEnd"/>
-      <w:r>
-        <w:rPr>
-          <w:sz w:val="24"/>
-        </w:rPr>
-        <w:t xml:space="preserve"> measures to determine which of the models is statistically the best fit.</w:t>
-      </w:r>
-      <w:r>
-        <w:rPr>
-          <w:sz w:val="24"/>
-        </w:rPr>
-        <w:t xml:space="preserve"> We use the </w:t>
-      </w:r>
-      <w:proofErr w:type="gramStart"/>
-      <w:r>
-        <w:rPr>
-          <w:sz w:val="24"/>
-        </w:rPr>
-        <w:t>Critic(</w:t>
-      </w:r>
-      <w:proofErr w:type="gramEnd"/>
-      <w:r>
-        <w:rPr>
-          <w:sz w:val="24"/>
-        </w:rPr>
-        <w:t xml:space="preserve">Mean), and </w:t>
+        <w:t>This comparison uses various best fit measures to determine which of the models is statistically the best fit.</w:t>
+      </w:r>
+      <w:r>
+        <w:rPr>
+          <w:sz w:val="24"/>
+        </w:rPr>
+        <w:t xml:space="preserve"> We use the Critic(Mean), and </w:t>
       </w:r>
       <w:r>
         <w:rPr>
@@ -703,16 +661,8 @@
         <w:rPr>
           <w:sz w:val="24"/>
         </w:rPr>
-        <w:t xml:space="preserve">as an overall measure of good fit with additional weight assigned to predictive power in PSSE. We find </w:t>
-      </w:r>
-      <w:proofErr w:type="gramStart"/>
-      <w:r>
-        <w:rPr>
-          <w:sz w:val="24"/>
-        </w:rPr>
-        <w:t>GM(</w:t>
-      </w:r>
-      <w:proofErr w:type="gramEnd"/>
+        <w:t>as an overall measure of good fit with additional weight assigned to predictive power in PSSE. We find GM(</w:t>
+      </w:r>
       <w:r>
         <w:rPr>
           <w:sz w:val="24"/>
@@ -772,15 +722,7 @@
           <w:sz w:val="24"/>
           <w:szCs w:val="24"/>
         </w:rPr>
-        <w:t xml:space="preserve"> from the </w:t>
-      </w:r>
-      <w:proofErr w:type="gramStart"/>
-      <w:r>
-        <w:rPr>
-          <w:sz w:val="24"/>
-          <w:szCs w:val="24"/>
-        </w:rPr>
-        <w:t>3</w:t>
+        <w:t xml:space="preserve"> from the 3</w:t>
       </w:r>
       <w:r>
         <w:rPr>
@@ -790,7 +732,6 @@
         </w:rPr>
         <w:t>rd</w:t>
       </w:r>
-      <w:proofErr w:type="gramEnd"/>
       <w:r>
         <w:rPr>
           <w:sz w:val="24"/>
@@ -803,17 +744,8 @@
           <w:sz w:val="24"/>
           <w:szCs w:val="24"/>
         </w:rPr>
-        <w:t xml:space="preserve"> From then onward relatively normal fluctuations </w:t>
-      </w:r>
-      <w:proofErr w:type="gramStart"/>
-      <w:r>
-        <w:rPr>
-          <w:sz w:val="24"/>
-          <w:szCs w:val="24"/>
-        </w:rPr>
-        <w:t>are observed</w:t>
-      </w:r>
-      <w:proofErr w:type="gramEnd"/>
+        <w:t xml:space="preserve"> From then onward relatively normal fluctuations are observed</w:t>
+      </w:r>
       <w:r>
         <w:rPr>
           <w:sz w:val="24"/>
@@ -1126,21 +1058,7 @@
         <w:rPr>
           <w:sz w:val="24"/>
         </w:rPr>
-        <w:t xml:space="preserve">With a known target failure rate, you can use CSFRAT to determine how many intervals it would take to get a failure intensity low enough to meet target. This length of intervals can then be used to estimate time </w:t>
-      </w:r>
-      <w:proofErr w:type="gramStart"/>
-      <w:r>
-        <w:rPr>
-          <w:sz w:val="24"/>
-        </w:rPr>
-        <w:t>till</w:t>
-      </w:r>
-      <w:proofErr w:type="gramEnd"/>
-      <w:r>
-        <w:rPr>
-          <w:sz w:val="24"/>
-        </w:rPr>
-        <w:t xml:space="preserve"> you can reliably deploy a piece of software.</w:t>
+        <w:t>With a known target failure rate, you can use CSFRAT to determine how many intervals it would take to get a failure intensity low enough to meet target. This length of intervals can then be used to estimate time till you can reliably deploy a piece of software.</w:t>
       </w:r>
       <w:r>
         <w:rPr>
@@ -1257,19 +1175,50 @@
         <w:rPr>
           <w:sz w:val="24"/>
         </w:rPr>
-        <w:t>Firstly</w:t>
-      </w:r>
-      <w:r>
-        <w:rPr>
-          <w:sz w:val="24"/>
-        </w:rPr>
-        <w:t>, reliability growth a</w:t>
+        <w:t>R</w:t>
+      </w:r>
+      <w:r>
+        <w:rPr>
+          <w:sz w:val="24"/>
+        </w:rPr>
+        <w:t>eliability growth a</w:t>
       </w:r>
       <w:r>
         <w:rPr>
           <w:sz w:val="24"/>
         </w:rPr>
         <w:t>na</w:t>
+      </w:r>
+      <w:r>
+        <w:rPr>
+          <w:sz w:val="24"/>
+        </w:rPr>
+        <w:t xml:space="preserve">lysis lets you predict how many intervals it would take to ensure a specific degree of reliability in your system. This allows you make sometimes very accurate estimations on </w:t>
+      </w:r>
+      <w:r>
+        <w:rPr>
+          <w:sz w:val="24"/>
+        </w:rPr>
+        <w:t>time spent fixing issues, and it even allows you to incorporate effort into the model’s predictions. This tool helps planning and estimation in software reliability greatly.</w:t>
+      </w:r>
+    </w:p>
+    <w:p>
+      <w:pPr>
+        <w:rPr>
+          <w:sz w:val="24"/>
+        </w:rPr>
+      </w:pPr>
+      <w:r>
+        <w:rPr>
+          <w:sz w:val="24"/>
+        </w:rPr>
+        <w:t xml:space="preserve">On the flipside, </w:t>
+      </w:r>
+      <w:r>
+        <w:rPr>
+          <w:sz w:val="24"/>
+        </w:rPr>
+        <w:t>its hard to consistently predict real world phenomena, like bug finding, accurately. No matter the model it can’t guarantee truth, and it is largely dependent on the data it receives. Corruption in the data from incorrect reporting, as well as large variations in failure intensity are harder to model. Lastly, choosing the right model itself does not guarantee you’ve chosen the correct one, as the various measures are only so correct.</w:t>
       </w:r>
       <w:bookmarkStart w:id="0" w:name="_GoBack"/>
       <w:bookmarkEnd w:id="0"/>
